--- a/DAA/OUTPUTS/TERMWORK 4 OUTPUT.docx
+++ b/DAA/OUTPUTS/TERMWORK 4 OUTPUT.docx
@@ -9,8 +9,6 @@
       <w:r>
         <w:t>TERMWORK 4</w:t>
       </w:r>
-      <w:bookmarkStart w:id="0" w:name="_GoBack"/>
-      <w:bookmarkEnd w:id="0"/>
     </w:p>
     <w:p>
       <w:pPr>
@@ -19,14 +17,11 @@
       <w:r>
         <w:t xml:space="preserve">NAME: </w:t>
       </w:r>
-      <w:proofErr w:type="spellStart"/>
       <w:r>
-        <w:t>name_here</w:t>
+        <w:t>name</w:t>
       </w:r>
-      <w:proofErr w:type="spellEnd"/>
-      <w:r>
-        <w:t xml:space="preserve"> </w:t>
-      </w:r>
+      <w:bookmarkStart w:id="0" w:name="_GoBack"/>
+      <w:bookmarkEnd w:id="0"/>
     </w:p>
     <w:p>
       <w:pPr>
@@ -62,7 +57,7 @@
           <w:noProof/>
           <w:sz w:val="28"/>
           <w:szCs w:val="28"/>
-          <w:lang w:eastAsia="en-IN"/>
+          <w:lang w:val="en-US"/>
         </w:rPr>
         <w:drawing>
           <wp:inline distT="0" distB="0" distL="0" distR="0" wp14:anchorId="58D43A1E" wp14:editId="41D95B60">
@@ -689,7 +684,7 @@
       <w:r>
         <w:rPr>
           <w:noProof/>
-          <w:lang w:eastAsia="en-IN"/>
+          <w:lang w:val="en-US"/>
         </w:rPr>
         <w:drawing>
           <wp:inline distT="0" distB="0" distL="0" distR="0" wp14:anchorId="7E4F936C" wp14:editId="64A461FC">
@@ -1216,7 +1211,6 @@
           </a:p>
         </c:rich>
       </c:tx>
-      <c:layout/>
       <c:overlay val="0"/>
       <c:spPr>
         <a:noFill/>
@@ -1319,7 +1313,6 @@
             <c:showLeaderLines val="0"/>
             <c:extLst>
               <c:ext xmlns:c15="http://schemas.microsoft.com/office/drawing/2012/chart" uri="{CE6537A1-D6FC-4f65-9D91-7224C49458BB}">
-                <c15:layout/>
                 <c15:showLeaderLines val="1"/>
                 <c15:leaderLines>
                   <c:spPr>
@@ -1456,7 +1449,6 @@
               </a:p>
             </c:rich>
           </c:tx>
-          <c:layout/>
           <c:overlay val="0"/>
           <c:spPr>
             <a:noFill/>
@@ -1569,7 +1561,6 @@
               </a:p>
             </c:rich>
           </c:tx>
-          <c:layout/>
           <c:overlay val="0"/>
           <c:spPr>
             <a:noFill/>
